--- a/02_経費実績・証拠書類/出張書類完成セット/【写真挿入完了】【出張報告】No1_令和8年2月26日_北海道.docx
+++ b/02_経費実績・証拠書類/出張書類完成セット/【写真挿入完了】【出張報告】No1_令和8年2月26日_北海道.docx
@@ -62,7 +62,7 @@
           </w:tcPr>
           <w:p>
             <w:r>
-              <w:t>令和　　年　　月　　日</w:t>
+              <w:t>令和8年2月12日</w:t>
             </w:r>
           </w:p>
         </w:tc>
@@ -218,7 +218,7 @@
           </w:tcPr>
           <w:p>
             <w:r>
-              <w:t>令和　　年　　月　　日</w:t>
+              <w:t>令和8年2月28日</w:t>
             </w:r>
           </w:p>
         </w:tc>
@@ -268,7 +268,17 @@
           </w:tcPr>
           <w:p>
             <w:r>
-              <w:t>北海道における農業人材の派遣開始に向けた実地の需要調査、気候や就業環境についての視察を実施した。</w:t>
+              <w:t>北海道（札幌・小樽）にて、冬季における外国人就労者の生活・就労環境の実態調査を実施した。</w:t>
+            </w:r>
+          </w:p>
+          <w:p>
+            <w:r>
+              <w:t>積雪・凍結路面による移動リスクや公共交通の利用実態を確認し、自社の札幌拠点開設時における離職防止策および送迎体制（4WD車両の必要性等）の検討に必要な情報を収集した。</w:t>
+            </w:r>
+          </w:p>
+          <w:p>
+            <w:r>
+              <w:t>また、小樽港周辺の農産物加工・流通拠点を視察し、農閑期の就労先候補として活用できるアクセス環境を実地に確認した。</w:t>
             </w:r>
           </w:p>
         </w:tc>
@@ -332,19 +342,186 @@
           </w:tcPr>
           <w:p>
             <w:r>
-              <w:br/>
-              <w:br/>
-              <w:br/>
-              <w:br/>
-              <w:br/>
-              <w:br/>
-              <w:t>（ここに現地の写真を貼り付けてください）</w:t>
-              <w:br/>
-              <w:br/>
-              <w:br/>
-              <w:br/>
-              <w:br/>
-              <w:br/>
+              <w:drawing>
+                <wp:inline xmlns:a="http://schemas.openxmlformats.org/drawingml/2006/main" xmlns:pic="http://schemas.openxmlformats.org/drawingml/2006/picture">
+                  <wp:extent cx="1980000" cy="3072000"/>
+                  <wp:docPr id="1" name="Picture 1"/>
+                  <wp:cNvGraphicFramePr>
+                    <a:graphicFrameLocks noChangeAspect="1"/>
+                  </wp:cNvGraphicFramePr>
+                  <a:graphic>
+                    <a:graphicData uri="http://schemas.openxmlformats.org/drawingml/2006/picture">
+                      <pic:pic>
+                        <pic:nvPicPr>
+                          <pic:cNvPr id="0" name="image.jpg"/>
+                          <pic:cNvPicPr/>
+                        </pic:nvPicPr>
+                        <pic:blipFill>
+                          <a:blip r:embed="rId9"/>
+                          <a:stretch>
+                            <a:fillRect/>
+                          </a:stretch>
+                        </pic:blipFill>
+                        <pic:spPr>
+                          <a:xfrm>
+                            <a:off x="0" y="0"/>
+                            <a:ext cx="1980000" cy="3072000"/>
+                          </a:xfrm>
+                          <a:prstGeom prst="rect"/>
+                        </pic:spPr>
+                      </pic:pic>
+                    </a:graphicData>
+                  </a:graphic>
+                </wp:inline>
+              </w:drawing>
+            </w:r>
+            <w:r>
+              <w:t xml:space="preserve">  </w:t>
+            </w:r>
+            <w:r>
+              <w:drawing>
+                <wp:inline xmlns:a="http://schemas.openxmlformats.org/drawingml/2006/main" xmlns:pic="http://schemas.openxmlformats.org/drawingml/2006/picture">
+                  <wp:extent cx="1980000" cy="2640000"/>
+                  <wp:docPr id="2" name="Picture 2"/>
+                  <wp:cNvGraphicFramePr>
+                    <a:graphicFrameLocks noChangeAspect="1"/>
+                  </wp:cNvGraphicFramePr>
+                  <a:graphic>
+                    <a:graphicData uri="http://schemas.openxmlformats.org/drawingml/2006/picture">
+                      <pic:pic>
+                        <pic:nvPicPr>
+                          <pic:cNvPr id="0" name="image.jpg"/>
+                          <pic:cNvPicPr/>
+                        </pic:nvPicPr>
+                        <pic:blipFill>
+                          <a:blip r:embed="rId10"/>
+                          <a:stretch>
+                            <a:fillRect/>
+                          </a:stretch>
+                        </pic:blipFill>
+                        <pic:spPr>
+                          <a:xfrm>
+                            <a:off x="0" y="0"/>
+                            <a:ext cx="1980000" cy="2640000"/>
+                          </a:xfrm>
+                          <a:prstGeom prst="rect"/>
+                        </pic:spPr>
+                      </pic:pic>
+                    </a:graphicData>
+                  </a:graphic>
+                </wp:inline>
+              </w:drawing>
+            </w:r>
+            <w:r>
+              <w:t xml:space="preserve">  </w:t>
+            </w:r>
+            <w:r>
+              <w:drawing>
+                <wp:inline xmlns:a="http://schemas.openxmlformats.org/drawingml/2006/main" xmlns:pic="http://schemas.openxmlformats.org/drawingml/2006/picture">
+                  <wp:extent cx="1980000" cy="3026149"/>
+                  <wp:docPr id="3" name="Picture 3"/>
+                  <wp:cNvGraphicFramePr>
+                    <a:graphicFrameLocks noChangeAspect="1"/>
+                  </wp:cNvGraphicFramePr>
+                  <a:graphic>
+                    <a:graphicData uri="http://schemas.openxmlformats.org/drawingml/2006/picture">
+                      <pic:pic>
+                        <pic:nvPicPr>
+                          <pic:cNvPr id="0" name="image.jpg"/>
+                          <pic:cNvPicPr/>
+                        </pic:nvPicPr>
+                        <pic:blipFill>
+                          <a:blip r:embed="rId11"/>
+                          <a:stretch>
+                            <a:fillRect/>
+                          </a:stretch>
+                        </pic:blipFill>
+                        <pic:spPr>
+                          <a:xfrm>
+                            <a:off x="0" y="0"/>
+                            <a:ext cx="1980000" cy="3026149"/>
+                          </a:xfrm>
+                          <a:prstGeom prst="rect"/>
+                        </pic:spPr>
+                      </pic:pic>
+                    </a:graphicData>
+                  </a:graphic>
+                </wp:inline>
+              </w:drawing>
+            </w:r>
+            <w:r>
+              <w:t xml:space="preserve">  </w:t>
+            </w:r>
+            <w:r>
+              <w:drawing>
+                <wp:inline xmlns:a="http://schemas.openxmlformats.org/drawingml/2006/main" xmlns:pic="http://schemas.openxmlformats.org/drawingml/2006/picture">
+                  <wp:extent cx="1980000" cy="2640000"/>
+                  <wp:docPr id="4" name="Picture 4"/>
+                  <wp:cNvGraphicFramePr>
+                    <a:graphicFrameLocks noChangeAspect="1"/>
+                  </wp:cNvGraphicFramePr>
+                  <a:graphic>
+                    <a:graphicData uri="http://schemas.openxmlformats.org/drawingml/2006/picture">
+                      <pic:pic>
+                        <pic:nvPicPr>
+                          <pic:cNvPr id="0" name="image.jpg"/>
+                          <pic:cNvPicPr/>
+                        </pic:nvPicPr>
+                        <pic:blipFill>
+                          <a:blip r:embed="rId12"/>
+                          <a:stretch>
+                            <a:fillRect/>
+                          </a:stretch>
+                        </pic:blipFill>
+                        <pic:spPr>
+                          <a:xfrm>
+                            <a:off x="0" y="0"/>
+                            <a:ext cx="1980000" cy="2640000"/>
+                          </a:xfrm>
+                          <a:prstGeom prst="rect"/>
+                        </pic:spPr>
+                      </pic:pic>
+                    </a:graphicData>
+                  </a:graphic>
+                </wp:inline>
+              </w:drawing>
+            </w:r>
+            <w:r>
+              <w:t xml:space="preserve">  </w:t>
+            </w:r>
+            <w:r>
+              <w:drawing>
+                <wp:inline xmlns:a="http://schemas.openxmlformats.org/drawingml/2006/main" xmlns:pic="http://schemas.openxmlformats.org/drawingml/2006/picture">
+                  <wp:extent cx="1980000" cy="2640000"/>
+                  <wp:docPr id="5" name="Picture 5"/>
+                  <wp:cNvGraphicFramePr>
+                    <a:graphicFrameLocks noChangeAspect="1"/>
+                  </wp:cNvGraphicFramePr>
+                  <a:graphic>
+                    <a:graphicData uri="http://schemas.openxmlformats.org/drawingml/2006/picture">
+                      <pic:pic>
+                        <pic:nvPicPr>
+                          <pic:cNvPr id="0" name="image.jpg"/>
+                          <pic:cNvPicPr/>
+                        </pic:nvPicPr>
+                        <pic:blipFill>
+                          <a:blip r:embed="rId13"/>
+                          <a:stretch>
+                            <a:fillRect/>
+                          </a:stretch>
+                        </pic:blipFill>
+                        <pic:spPr>
+                          <a:xfrm>
+                            <a:off x="0" y="0"/>
+                            <a:ext cx="1980000" cy="2640000"/>
+                          </a:xfrm>
+                          <a:prstGeom prst="rect"/>
+                        </pic:spPr>
+                      </pic:pic>
+                    </a:graphicData>
+                  </a:graphic>
+                </wp:inline>
+              </w:drawing>
             </w:r>
           </w:p>
         </w:tc>
@@ -388,9 +565,9 @@
           </w:tcPr>
           <w:p>
             <w:r>
-              <w:t>□ 交通費・宿泊費の領収書</w:t>
+              <w:t>☑ 交通費・宿泊費の領収書</w:t>
               <w:br/>
-              <w:t>□ （飛行機の場合）搭乗証明書・半券</w:t>
+              <w:t>☑ （飛行機の場合）搭乗証明書・半券</w:t>
               <w:br/>
               <w:t>□ エクセル「金銭出納帳」への入力</w:t>
             </w:r>
